--- a/docs/reference-forms/output/TAI-FORM-GOV-11-blank.docx
+++ b/docs/reference-forms/output/TAI-FORM-GOV-11-blank.docx
@@ -51,7 +51,7 @@
                 <w:sz w:val="32"/>
                 <w:szCs w:val="32"/>
               </w:rPr>
-              <w:t xml:space="preserve">안전보건 경영 현황 보고서</w:t>
+              <w:t xml:space="preserve">안전보건 내부점검 결과보고서</w:t>
             </w:r>
           </w:p>
         </w:tc>
@@ -146,7 +146,7 @@
                 <w:sz w:val="20"/>
                 <w:szCs w:val="20"/>
               </w:rPr>
-              <w:t xml:space="preserve">보고 기간: </w:t>
+              <w:t xml:space="preserve">점검일: </w:t>
             </w:r>
           </w:p>
         </w:tc>
@@ -183,7 +183,7 @@
                 <w:sz w:val="20"/>
                 <w:szCs w:val="20"/>
               </w:rPr>
-              <w:t xml:space="preserve">보고자: </w:t>
+              <w:t xml:space="preserve">점검자: </w:t>
             </w:r>
           </w:p>
         </w:tc>
@@ -231,7 +231,7 @@
     </w:p>
     <w:tbl>
       <w:tblPr>
-        <w:tblW w:type="dxa" w:w="9636"/>
+        <w:tblW w:type="dxa" w:w="9634"/>
         <w:tblBorders>
           <w:top w:val="single" w:color="auto" w:sz="4"/>
           <w:left w:val="single" w:color="auto" w:sz="4"/>
@@ -244,10 +244,11 @@
       </w:tblPr>
       <w:tblGrid>
         <w:gridCol w:w="566"/>
-        <w:gridCol w:w="4535"/>
-        <w:gridCol w:w="1474"/>
-        <w:gridCol w:w="1247"/>
+        <w:gridCol w:w="3401"/>
+        <w:gridCol w:w="1700"/>
+        <w:gridCol w:w="1360"/>
         <w:gridCol w:w="1814"/>
+        <w:gridCol w:w="793"/>
       </w:tblGrid>
       <w:tr>
         <w:trPr>
@@ -290,7 +291,7 @@
         </w:tc>
         <w:tc>
           <w:tcPr>
-            <w:tcW w:type="dxa" w:w="4535"/>
+            <w:tcW w:type="dxa" w:w="3401"/>
             <w:tcBorders>
               <w:top w:val="single" w:color="000000" w:sz="4"/>
               <w:left w:val="single" w:color="000000" w:sz="4"/>
@@ -318,13 +319,13 @@
                 <w:sz w:val="20"/>
                 <w:szCs w:val="20"/>
               </w:rPr>
-              <w:t xml:space="preserve">안전보건 활동 항목</w:t>
-            </w:r>
-          </w:p>
-        </w:tc>
-        <w:tc>
-          <w:tcPr>
-            <w:tcW w:type="dxa" w:w="1474"/>
+              <w:t xml:space="preserve">점검 범위/항목</w:t>
+            </w:r>
+          </w:p>
+        </w:tc>
+        <w:tc>
+          <w:tcPr>
+            <w:tcW w:type="dxa" w:w="1700"/>
             <w:tcBorders>
               <w:top w:val="single" w:color="000000" w:sz="4"/>
               <w:left w:val="single" w:color="000000" w:sz="4"/>
@@ -352,13 +353,13 @@
                 <w:sz w:val="20"/>
                 <w:szCs w:val="20"/>
               </w:rPr>
-              <w:t xml:space="preserve">기간</w:t>
-            </w:r>
-          </w:p>
-        </w:tc>
-        <w:tc>
-          <w:tcPr>
-            <w:tcW w:type="dxa" w:w="1247"/>
+              <w:t xml:space="preserve">증거(입력)</w:t>
+            </w:r>
+          </w:p>
+        </w:tc>
+        <w:tc>
+          <w:tcPr>
+            <w:tcW w:type="dxa" w:w="1360"/>
             <w:tcBorders>
               <w:top w:val="single" w:color="000000" w:sz="4"/>
               <w:left w:val="single" w:color="000000" w:sz="4"/>
@@ -386,7 +387,7 @@
                 <w:sz w:val="20"/>
                 <w:szCs w:val="20"/>
               </w:rPr>
-              <w:t xml:space="preserve">이행 상태(입력)</w:t>
+              <w:t xml:space="preserve">평가 결과(입력)</w:t>
             </w:r>
           </w:p>
         </w:tc>
@@ -420,14 +421,48 @@
                 <w:sz w:val="20"/>
                 <w:szCs w:val="20"/>
               </w:rPr>
-              <w:t xml:space="preserve">결과 및 특이사항(입력)</w:t>
+              <w:t xml:space="preserve">개선 과제(입력)</w:t>
+            </w:r>
+          </w:p>
+        </w:tc>
+        <w:tc>
+          <w:tcPr>
+            <w:tcW w:type="dxa" w:w="793"/>
+            <w:tcBorders>
+              <w:top w:val="single" w:color="000000" w:sz="4"/>
+              <w:left w:val="single" w:color="000000" w:sz="4"/>
+              <w:bottom w:val="single" w:color="000000" w:sz="4"/>
+              <w:right w:val="single" w:color="000000" w:sz="4"/>
+            </w:tcBorders>
+            <w:shd w:fill="E8E8E8" w:color="auto" w:val="clear"/>
+            <w:tcMar>
+              <w:top w:type="dxa" w:w="170"/>
+              <w:left w:type="dxa" w:w="170"/>
+              <w:bottom w:type="dxa" w:w="170"/>
+              <w:right w:type="dxa" w:w="170"/>
+            </w:tcMar>
+            <w:vAlign w:val="center"/>
+          </w:tcPr>
+          <w:p>
+            <w:pPr>
+              <w:jc w:val="center"/>
+            </w:pPr>
+            <w:r>
+              <w:rPr>
+                <w:rFonts w:ascii="NanumGothic" w:cs="NanumGothic" w:eastAsia="NanumGothic" w:hAnsi="NanumGothic"/>
+                <w:b/>
+                <w:bCs/>
+                <w:sz w:val="20"/>
+                <w:szCs w:val="20"/>
+              </w:rPr>
+              <w:t xml:space="preserve">확인</w:t>
             </w:r>
           </w:p>
         </w:tc>
       </w:tr>
       <w:tr>
         <w:trPr>
-          <w:trHeight w:val="566" w:hRule="atLeast"/>
+          <w:trHeight w:val="510" w:hRule="atLeast"/>
         </w:trPr>
         <w:tc>
           <w:tcPr>
@@ -463,71 +498,71 @@
         </w:tc>
         <w:tc>
           <w:tcPr>
-            <w:tcW w:type="dxa" w:w="4535"/>
-            <w:tcBorders>
-              <w:top w:val="single" w:color="000000" w:sz="4"/>
-              <w:left w:val="single" w:color="000000" w:sz="4"/>
-              <w:bottom w:val="single" w:color="000000" w:sz="4"/>
-              <w:right w:val="single" w:color="000000" w:sz="4"/>
-            </w:tcBorders>
-            <w:shd w:fill="ffffff" w:color="auto" w:val="clear"/>
-            <w:tcMar>
-              <w:top w:type="dxa" w:w="170"/>
-              <w:left w:type="dxa" w:w="170"/>
-              <w:bottom w:type="dxa" w:w="170"/>
-              <w:right w:type="dxa" w:w="170"/>
-            </w:tcMar>
-            <w:vAlign w:val="center"/>
-          </w:tcPr>
-          <w:p>
-            <w:pPr>
-              <w:jc w:val="left"/>
-            </w:pPr>
-            <w:r>
-              <w:rPr>
-                <w:rFonts w:ascii="NanumGothic" w:cs="NanumGothic" w:eastAsia="NanumGothic" w:hAnsi="NanumGothic"/>
-                <w:sz w:val="20"/>
-                <w:szCs w:val="20"/>
-              </w:rPr>
-              <w:t xml:space="preserve"/>
-            </w:r>
-          </w:p>
-        </w:tc>
-        <w:tc>
-          <w:tcPr>
-            <w:tcW w:type="dxa" w:w="1474"/>
-            <w:tcBorders>
-              <w:top w:val="single" w:color="000000" w:sz="4"/>
-              <w:left w:val="single" w:color="000000" w:sz="4"/>
-              <w:bottom w:val="single" w:color="000000" w:sz="4"/>
-              <w:right w:val="single" w:color="000000" w:sz="4"/>
-            </w:tcBorders>
-            <w:shd w:fill="ffffff" w:color="auto" w:val="clear"/>
-            <w:tcMar>
-              <w:top w:type="dxa" w:w="170"/>
-              <w:left w:type="dxa" w:w="170"/>
-              <w:bottom w:type="dxa" w:w="170"/>
-              <w:right w:type="dxa" w:w="170"/>
-            </w:tcMar>
-            <w:vAlign w:val="center"/>
-          </w:tcPr>
-          <w:p>
-            <w:pPr>
-              <w:jc w:val="left"/>
-            </w:pPr>
-            <w:r>
-              <w:rPr>
-                <w:rFonts w:ascii="NanumGothic" w:cs="NanumGothic" w:eastAsia="NanumGothic" w:hAnsi="NanumGothic"/>
-                <w:sz w:val="20"/>
-                <w:szCs w:val="20"/>
-              </w:rPr>
-              <w:t xml:space="preserve"/>
-            </w:r>
-          </w:p>
-        </w:tc>
-        <w:tc>
-          <w:tcPr>
-            <w:tcW w:type="dxa" w:w="1247"/>
+            <w:tcW w:type="dxa" w:w="3401"/>
+            <w:tcBorders>
+              <w:top w:val="single" w:color="000000" w:sz="4"/>
+              <w:left w:val="single" w:color="000000" w:sz="4"/>
+              <w:bottom w:val="single" w:color="000000" w:sz="4"/>
+              <w:right w:val="single" w:color="000000" w:sz="4"/>
+            </w:tcBorders>
+            <w:shd w:fill="ffffff" w:color="auto" w:val="clear"/>
+            <w:tcMar>
+              <w:top w:type="dxa" w:w="170"/>
+              <w:left w:type="dxa" w:w="170"/>
+              <w:bottom w:type="dxa" w:w="170"/>
+              <w:right w:type="dxa" w:w="170"/>
+            </w:tcMar>
+            <w:vAlign w:val="center"/>
+          </w:tcPr>
+          <w:p>
+            <w:pPr>
+              <w:jc w:val="left"/>
+            </w:pPr>
+            <w:r>
+              <w:rPr>
+                <w:rFonts w:ascii="NanumGothic" w:cs="NanumGothic" w:eastAsia="NanumGothic" w:hAnsi="NanumGothic"/>
+                <w:sz w:val="20"/>
+                <w:szCs w:val="20"/>
+              </w:rPr>
+              <w:t xml:space="preserve"/>
+            </w:r>
+          </w:p>
+        </w:tc>
+        <w:tc>
+          <w:tcPr>
+            <w:tcW w:type="dxa" w:w="1700"/>
+            <w:tcBorders>
+              <w:top w:val="single" w:color="000000" w:sz="4"/>
+              <w:left w:val="single" w:color="000000" w:sz="4"/>
+              <w:bottom w:val="single" w:color="000000" w:sz="4"/>
+              <w:right w:val="single" w:color="000000" w:sz="4"/>
+            </w:tcBorders>
+            <w:shd w:fill="ffffff" w:color="auto" w:val="clear"/>
+            <w:tcMar>
+              <w:top w:type="dxa" w:w="170"/>
+              <w:left w:type="dxa" w:w="170"/>
+              <w:bottom w:type="dxa" w:w="170"/>
+              <w:right w:type="dxa" w:w="170"/>
+            </w:tcMar>
+            <w:vAlign w:val="center"/>
+          </w:tcPr>
+          <w:p>
+            <w:pPr>
+              <w:jc w:val="left"/>
+            </w:pPr>
+            <w:r>
+              <w:rPr>
+                <w:rFonts w:ascii="NanumGothic" w:cs="NanumGothic" w:eastAsia="NanumGothic" w:hAnsi="NanumGothic"/>
+                <w:sz w:val="20"/>
+                <w:szCs w:val="20"/>
+              </w:rPr>
+              <w:t xml:space="preserve"/>
+            </w:r>
+          </w:p>
+        </w:tc>
+        <w:tc>
+          <w:tcPr>
+            <w:tcW w:type="dxa" w:w="1360"/>
             <w:tcBorders>
               <w:top w:val="single" w:color="000000" w:sz="4"/>
               <w:left w:val="single" w:color="000000" w:sz="4"/>
@@ -560,6 +595,38 @@
         <w:tc>
           <w:tcPr>
             <w:tcW w:type="dxa" w:w="1814"/>
+            <w:tcBorders>
+              <w:top w:val="single" w:color="000000" w:sz="4"/>
+              <w:left w:val="single" w:color="000000" w:sz="4"/>
+              <w:bottom w:val="single" w:color="000000" w:sz="4"/>
+              <w:right w:val="single" w:color="000000" w:sz="4"/>
+            </w:tcBorders>
+            <w:shd w:fill="ffffff" w:color="auto" w:val="clear"/>
+            <w:tcMar>
+              <w:top w:type="dxa" w:w="170"/>
+              <w:left w:type="dxa" w:w="170"/>
+              <w:bottom w:type="dxa" w:w="170"/>
+              <w:right w:type="dxa" w:w="170"/>
+            </w:tcMar>
+            <w:vAlign w:val="center"/>
+          </w:tcPr>
+          <w:p>
+            <w:pPr>
+              <w:jc w:val="left"/>
+            </w:pPr>
+            <w:r>
+              <w:rPr>
+                <w:rFonts w:ascii="NanumGothic" w:cs="NanumGothic" w:eastAsia="NanumGothic" w:hAnsi="NanumGothic"/>
+                <w:sz w:val="20"/>
+                <w:szCs w:val="20"/>
+              </w:rPr>
+              <w:t xml:space="preserve"/>
+            </w:r>
+          </w:p>
+        </w:tc>
+        <w:tc>
+          <w:tcPr>
+            <w:tcW w:type="dxa" w:w="793"/>
             <w:tcBorders>
               <w:top w:val="single" w:color="000000" w:sz="4"/>
               <w:left w:val="single" w:color="000000" w:sz="4"/>
@@ -592,7 +659,7 @@
       </w:tr>
       <w:tr>
         <w:trPr>
-          <w:trHeight w:val="566" w:hRule="atLeast"/>
+          <w:trHeight w:val="510" w:hRule="atLeast"/>
         </w:trPr>
         <w:tc>
           <w:tcPr>
@@ -628,7 +695,7 @@
         </w:tc>
         <w:tc>
           <w:tcPr>
-            <w:tcW w:type="dxa" w:w="4535"/>
+            <w:tcW w:type="dxa" w:w="3401"/>
             <w:tcBorders>
               <w:top w:val="single" w:color="000000" w:sz="4"/>
               <w:left w:val="single" w:color="000000" w:sz="4"/>
@@ -660,7 +727,7 @@
         </w:tc>
         <w:tc>
           <w:tcPr>
-            <w:tcW w:type="dxa" w:w="1474"/>
+            <w:tcW w:type="dxa" w:w="1700"/>
             <w:tcBorders>
               <w:top w:val="single" w:color="000000" w:sz="4"/>
               <w:left w:val="single" w:color="000000" w:sz="4"/>
@@ -692,7 +759,7 @@
         </w:tc>
         <w:tc>
           <w:tcPr>
-            <w:tcW w:type="dxa" w:w="1247"/>
+            <w:tcW w:type="dxa" w:w="1360"/>
             <w:tcBorders>
               <w:top w:val="single" w:color="000000" w:sz="4"/>
               <w:left w:val="single" w:color="000000" w:sz="4"/>
@@ -725,6 +792,38 @@
         <w:tc>
           <w:tcPr>
             <w:tcW w:type="dxa" w:w="1814"/>
+            <w:tcBorders>
+              <w:top w:val="single" w:color="000000" w:sz="4"/>
+              <w:left w:val="single" w:color="000000" w:sz="4"/>
+              <w:bottom w:val="single" w:color="000000" w:sz="4"/>
+              <w:right w:val="single" w:color="000000" w:sz="4"/>
+            </w:tcBorders>
+            <w:shd w:fill="F5F5F5" w:color="auto" w:val="clear"/>
+            <w:tcMar>
+              <w:top w:type="dxa" w:w="170"/>
+              <w:left w:type="dxa" w:w="170"/>
+              <w:bottom w:type="dxa" w:w="170"/>
+              <w:right w:type="dxa" w:w="170"/>
+            </w:tcMar>
+            <w:vAlign w:val="center"/>
+          </w:tcPr>
+          <w:p>
+            <w:pPr>
+              <w:jc w:val="left"/>
+            </w:pPr>
+            <w:r>
+              <w:rPr>
+                <w:rFonts w:ascii="NanumGothic" w:cs="NanumGothic" w:eastAsia="NanumGothic" w:hAnsi="NanumGothic"/>
+                <w:sz w:val="20"/>
+                <w:szCs w:val="20"/>
+              </w:rPr>
+              <w:t xml:space="preserve"/>
+            </w:r>
+          </w:p>
+        </w:tc>
+        <w:tc>
+          <w:tcPr>
+            <w:tcW w:type="dxa" w:w="793"/>
             <w:tcBorders>
               <w:top w:val="single" w:color="000000" w:sz="4"/>
               <w:left w:val="single" w:color="000000" w:sz="4"/>
@@ -757,7 +856,7 @@
       </w:tr>
       <w:tr>
         <w:trPr>
-          <w:trHeight w:val="566" w:hRule="atLeast"/>
+          <w:trHeight w:val="510" w:hRule="atLeast"/>
         </w:trPr>
         <w:tc>
           <w:tcPr>
@@ -793,71 +892,71 @@
         </w:tc>
         <w:tc>
           <w:tcPr>
-            <w:tcW w:type="dxa" w:w="4535"/>
-            <w:tcBorders>
-              <w:top w:val="single" w:color="000000" w:sz="4"/>
-              <w:left w:val="single" w:color="000000" w:sz="4"/>
-              <w:bottom w:val="single" w:color="000000" w:sz="4"/>
-              <w:right w:val="single" w:color="000000" w:sz="4"/>
-            </w:tcBorders>
-            <w:shd w:fill="ffffff" w:color="auto" w:val="clear"/>
-            <w:tcMar>
-              <w:top w:type="dxa" w:w="170"/>
-              <w:left w:type="dxa" w:w="170"/>
-              <w:bottom w:type="dxa" w:w="170"/>
-              <w:right w:type="dxa" w:w="170"/>
-            </w:tcMar>
-            <w:vAlign w:val="center"/>
-          </w:tcPr>
-          <w:p>
-            <w:pPr>
-              <w:jc w:val="left"/>
-            </w:pPr>
-            <w:r>
-              <w:rPr>
-                <w:rFonts w:ascii="NanumGothic" w:cs="NanumGothic" w:eastAsia="NanumGothic" w:hAnsi="NanumGothic"/>
-                <w:sz w:val="20"/>
-                <w:szCs w:val="20"/>
-              </w:rPr>
-              <w:t xml:space="preserve"/>
-            </w:r>
-          </w:p>
-        </w:tc>
-        <w:tc>
-          <w:tcPr>
-            <w:tcW w:type="dxa" w:w="1474"/>
-            <w:tcBorders>
-              <w:top w:val="single" w:color="000000" w:sz="4"/>
-              <w:left w:val="single" w:color="000000" w:sz="4"/>
-              <w:bottom w:val="single" w:color="000000" w:sz="4"/>
-              <w:right w:val="single" w:color="000000" w:sz="4"/>
-            </w:tcBorders>
-            <w:shd w:fill="ffffff" w:color="auto" w:val="clear"/>
-            <w:tcMar>
-              <w:top w:type="dxa" w:w="170"/>
-              <w:left w:type="dxa" w:w="170"/>
-              <w:bottom w:type="dxa" w:w="170"/>
-              <w:right w:type="dxa" w:w="170"/>
-            </w:tcMar>
-            <w:vAlign w:val="center"/>
-          </w:tcPr>
-          <w:p>
-            <w:pPr>
-              <w:jc w:val="left"/>
-            </w:pPr>
-            <w:r>
-              <w:rPr>
-                <w:rFonts w:ascii="NanumGothic" w:cs="NanumGothic" w:eastAsia="NanumGothic" w:hAnsi="NanumGothic"/>
-                <w:sz w:val="20"/>
-                <w:szCs w:val="20"/>
-              </w:rPr>
-              <w:t xml:space="preserve"/>
-            </w:r>
-          </w:p>
-        </w:tc>
-        <w:tc>
-          <w:tcPr>
-            <w:tcW w:type="dxa" w:w="1247"/>
+            <w:tcW w:type="dxa" w:w="3401"/>
+            <w:tcBorders>
+              <w:top w:val="single" w:color="000000" w:sz="4"/>
+              <w:left w:val="single" w:color="000000" w:sz="4"/>
+              <w:bottom w:val="single" w:color="000000" w:sz="4"/>
+              <w:right w:val="single" w:color="000000" w:sz="4"/>
+            </w:tcBorders>
+            <w:shd w:fill="ffffff" w:color="auto" w:val="clear"/>
+            <w:tcMar>
+              <w:top w:type="dxa" w:w="170"/>
+              <w:left w:type="dxa" w:w="170"/>
+              <w:bottom w:type="dxa" w:w="170"/>
+              <w:right w:type="dxa" w:w="170"/>
+            </w:tcMar>
+            <w:vAlign w:val="center"/>
+          </w:tcPr>
+          <w:p>
+            <w:pPr>
+              <w:jc w:val="left"/>
+            </w:pPr>
+            <w:r>
+              <w:rPr>
+                <w:rFonts w:ascii="NanumGothic" w:cs="NanumGothic" w:eastAsia="NanumGothic" w:hAnsi="NanumGothic"/>
+                <w:sz w:val="20"/>
+                <w:szCs w:val="20"/>
+              </w:rPr>
+              <w:t xml:space="preserve"/>
+            </w:r>
+          </w:p>
+        </w:tc>
+        <w:tc>
+          <w:tcPr>
+            <w:tcW w:type="dxa" w:w="1700"/>
+            <w:tcBorders>
+              <w:top w:val="single" w:color="000000" w:sz="4"/>
+              <w:left w:val="single" w:color="000000" w:sz="4"/>
+              <w:bottom w:val="single" w:color="000000" w:sz="4"/>
+              <w:right w:val="single" w:color="000000" w:sz="4"/>
+            </w:tcBorders>
+            <w:shd w:fill="ffffff" w:color="auto" w:val="clear"/>
+            <w:tcMar>
+              <w:top w:type="dxa" w:w="170"/>
+              <w:left w:type="dxa" w:w="170"/>
+              <w:bottom w:type="dxa" w:w="170"/>
+              <w:right w:type="dxa" w:w="170"/>
+            </w:tcMar>
+            <w:vAlign w:val="center"/>
+          </w:tcPr>
+          <w:p>
+            <w:pPr>
+              <w:jc w:val="left"/>
+            </w:pPr>
+            <w:r>
+              <w:rPr>
+                <w:rFonts w:ascii="NanumGothic" w:cs="NanumGothic" w:eastAsia="NanumGothic" w:hAnsi="NanumGothic"/>
+                <w:sz w:val="20"/>
+                <w:szCs w:val="20"/>
+              </w:rPr>
+              <w:t xml:space="preserve"/>
+            </w:r>
+          </w:p>
+        </w:tc>
+        <w:tc>
+          <w:tcPr>
+            <w:tcW w:type="dxa" w:w="1360"/>
             <w:tcBorders>
               <w:top w:val="single" w:color="000000" w:sz="4"/>
               <w:left w:val="single" w:color="000000" w:sz="4"/>
@@ -890,6 +989,38 @@
         <w:tc>
           <w:tcPr>
             <w:tcW w:type="dxa" w:w="1814"/>
+            <w:tcBorders>
+              <w:top w:val="single" w:color="000000" w:sz="4"/>
+              <w:left w:val="single" w:color="000000" w:sz="4"/>
+              <w:bottom w:val="single" w:color="000000" w:sz="4"/>
+              <w:right w:val="single" w:color="000000" w:sz="4"/>
+            </w:tcBorders>
+            <w:shd w:fill="ffffff" w:color="auto" w:val="clear"/>
+            <w:tcMar>
+              <w:top w:type="dxa" w:w="170"/>
+              <w:left w:type="dxa" w:w="170"/>
+              <w:bottom w:type="dxa" w:w="170"/>
+              <w:right w:type="dxa" w:w="170"/>
+            </w:tcMar>
+            <w:vAlign w:val="center"/>
+          </w:tcPr>
+          <w:p>
+            <w:pPr>
+              <w:jc w:val="left"/>
+            </w:pPr>
+            <w:r>
+              <w:rPr>
+                <w:rFonts w:ascii="NanumGothic" w:cs="NanumGothic" w:eastAsia="NanumGothic" w:hAnsi="NanumGothic"/>
+                <w:sz w:val="20"/>
+                <w:szCs w:val="20"/>
+              </w:rPr>
+              <w:t xml:space="preserve"/>
+            </w:r>
+          </w:p>
+        </w:tc>
+        <w:tc>
+          <w:tcPr>
+            <w:tcW w:type="dxa" w:w="793"/>
             <w:tcBorders>
               <w:top w:val="single" w:color="000000" w:sz="4"/>
               <w:left w:val="single" w:color="000000" w:sz="4"/>
@@ -922,7 +1053,7 @@
       </w:tr>
       <w:tr>
         <w:trPr>
-          <w:trHeight w:val="566" w:hRule="atLeast"/>
+          <w:trHeight w:val="510" w:hRule="atLeast"/>
         </w:trPr>
         <w:tc>
           <w:tcPr>
@@ -958,7 +1089,7 @@
         </w:tc>
         <w:tc>
           <w:tcPr>
-            <w:tcW w:type="dxa" w:w="4535"/>
+            <w:tcW w:type="dxa" w:w="3401"/>
             <w:tcBorders>
               <w:top w:val="single" w:color="000000" w:sz="4"/>
               <w:left w:val="single" w:color="000000" w:sz="4"/>
@@ -990,7 +1121,7 @@
         </w:tc>
         <w:tc>
           <w:tcPr>
-            <w:tcW w:type="dxa" w:w="1474"/>
+            <w:tcW w:type="dxa" w:w="1700"/>
             <w:tcBorders>
               <w:top w:val="single" w:color="000000" w:sz="4"/>
               <w:left w:val="single" w:color="000000" w:sz="4"/>
@@ -1022,7 +1153,7 @@
         </w:tc>
         <w:tc>
           <w:tcPr>
-            <w:tcW w:type="dxa" w:w="1247"/>
+            <w:tcW w:type="dxa" w:w="1360"/>
             <w:tcBorders>
               <w:top w:val="single" w:color="000000" w:sz="4"/>
               <w:left w:val="single" w:color="000000" w:sz="4"/>
@@ -1055,6 +1186,38 @@
         <w:tc>
           <w:tcPr>
             <w:tcW w:type="dxa" w:w="1814"/>
+            <w:tcBorders>
+              <w:top w:val="single" w:color="000000" w:sz="4"/>
+              <w:left w:val="single" w:color="000000" w:sz="4"/>
+              <w:bottom w:val="single" w:color="000000" w:sz="4"/>
+              <w:right w:val="single" w:color="000000" w:sz="4"/>
+            </w:tcBorders>
+            <w:shd w:fill="F5F5F5" w:color="auto" w:val="clear"/>
+            <w:tcMar>
+              <w:top w:type="dxa" w:w="170"/>
+              <w:left w:type="dxa" w:w="170"/>
+              <w:bottom w:type="dxa" w:w="170"/>
+              <w:right w:type="dxa" w:w="170"/>
+            </w:tcMar>
+            <w:vAlign w:val="center"/>
+          </w:tcPr>
+          <w:p>
+            <w:pPr>
+              <w:jc w:val="left"/>
+            </w:pPr>
+            <w:r>
+              <w:rPr>
+                <w:rFonts w:ascii="NanumGothic" w:cs="NanumGothic" w:eastAsia="NanumGothic" w:hAnsi="NanumGothic"/>
+                <w:sz w:val="20"/>
+                <w:szCs w:val="20"/>
+              </w:rPr>
+              <w:t xml:space="preserve"/>
+            </w:r>
+          </w:p>
+        </w:tc>
+        <w:tc>
+          <w:tcPr>
+            <w:tcW w:type="dxa" w:w="793"/>
             <w:tcBorders>
               <w:top w:val="single" w:color="000000" w:sz="4"/>
               <w:left w:val="single" w:color="000000" w:sz="4"/>
@@ -1087,7 +1250,7 @@
       </w:tr>
       <w:tr>
         <w:trPr>
-          <w:trHeight w:val="566" w:hRule="atLeast"/>
+          <w:trHeight w:val="510" w:hRule="atLeast"/>
         </w:trPr>
         <w:tc>
           <w:tcPr>
@@ -1123,71 +1286,71 @@
         </w:tc>
         <w:tc>
           <w:tcPr>
-            <w:tcW w:type="dxa" w:w="4535"/>
-            <w:tcBorders>
-              <w:top w:val="single" w:color="000000" w:sz="4"/>
-              <w:left w:val="single" w:color="000000" w:sz="4"/>
-              <w:bottom w:val="single" w:color="000000" w:sz="4"/>
-              <w:right w:val="single" w:color="000000" w:sz="4"/>
-            </w:tcBorders>
-            <w:shd w:fill="ffffff" w:color="auto" w:val="clear"/>
-            <w:tcMar>
-              <w:top w:type="dxa" w:w="170"/>
-              <w:left w:type="dxa" w:w="170"/>
-              <w:bottom w:type="dxa" w:w="170"/>
-              <w:right w:type="dxa" w:w="170"/>
-            </w:tcMar>
-            <w:vAlign w:val="center"/>
-          </w:tcPr>
-          <w:p>
-            <w:pPr>
-              <w:jc w:val="left"/>
-            </w:pPr>
-            <w:r>
-              <w:rPr>
-                <w:rFonts w:ascii="NanumGothic" w:cs="NanumGothic" w:eastAsia="NanumGothic" w:hAnsi="NanumGothic"/>
-                <w:sz w:val="20"/>
-                <w:szCs w:val="20"/>
-              </w:rPr>
-              <w:t xml:space="preserve"/>
-            </w:r>
-          </w:p>
-        </w:tc>
-        <w:tc>
-          <w:tcPr>
-            <w:tcW w:type="dxa" w:w="1474"/>
-            <w:tcBorders>
-              <w:top w:val="single" w:color="000000" w:sz="4"/>
-              <w:left w:val="single" w:color="000000" w:sz="4"/>
-              <w:bottom w:val="single" w:color="000000" w:sz="4"/>
-              <w:right w:val="single" w:color="000000" w:sz="4"/>
-            </w:tcBorders>
-            <w:shd w:fill="ffffff" w:color="auto" w:val="clear"/>
-            <w:tcMar>
-              <w:top w:type="dxa" w:w="170"/>
-              <w:left w:type="dxa" w:w="170"/>
-              <w:bottom w:type="dxa" w:w="170"/>
-              <w:right w:type="dxa" w:w="170"/>
-            </w:tcMar>
-            <w:vAlign w:val="center"/>
-          </w:tcPr>
-          <w:p>
-            <w:pPr>
-              <w:jc w:val="left"/>
-            </w:pPr>
-            <w:r>
-              <w:rPr>
-                <w:rFonts w:ascii="NanumGothic" w:cs="NanumGothic" w:eastAsia="NanumGothic" w:hAnsi="NanumGothic"/>
-                <w:sz w:val="20"/>
-                <w:szCs w:val="20"/>
-              </w:rPr>
-              <w:t xml:space="preserve"/>
-            </w:r>
-          </w:p>
-        </w:tc>
-        <w:tc>
-          <w:tcPr>
-            <w:tcW w:type="dxa" w:w="1247"/>
+            <w:tcW w:type="dxa" w:w="3401"/>
+            <w:tcBorders>
+              <w:top w:val="single" w:color="000000" w:sz="4"/>
+              <w:left w:val="single" w:color="000000" w:sz="4"/>
+              <w:bottom w:val="single" w:color="000000" w:sz="4"/>
+              <w:right w:val="single" w:color="000000" w:sz="4"/>
+            </w:tcBorders>
+            <w:shd w:fill="ffffff" w:color="auto" w:val="clear"/>
+            <w:tcMar>
+              <w:top w:type="dxa" w:w="170"/>
+              <w:left w:type="dxa" w:w="170"/>
+              <w:bottom w:type="dxa" w:w="170"/>
+              <w:right w:type="dxa" w:w="170"/>
+            </w:tcMar>
+            <w:vAlign w:val="center"/>
+          </w:tcPr>
+          <w:p>
+            <w:pPr>
+              <w:jc w:val="left"/>
+            </w:pPr>
+            <w:r>
+              <w:rPr>
+                <w:rFonts w:ascii="NanumGothic" w:cs="NanumGothic" w:eastAsia="NanumGothic" w:hAnsi="NanumGothic"/>
+                <w:sz w:val="20"/>
+                <w:szCs w:val="20"/>
+              </w:rPr>
+              <w:t xml:space="preserve"/>
+            </w:r>
+          </w:p>
+        </w:tc>
+        <w:tc>
+          <w:tcPr>
+            <w:tcW w:type="dxa" w:w="1700"/>
+            <w:tcBorders>
+              <w:top w:val="single" w:color="000000" w:sz="4"/>
+              <w:left w:val="single" w:color="000000" w:sz="4"/>
+              <w:bottom w:val="single" w:color="000000" w:sz="4"/>
+              <w:right w:val="single" w:color="000000" w:sz="4"/>
+            </w:tcBorders>
+            <w:shd w:fill="ffffff" w:color="auto" w:val="clear"/>
+            <w:tcMar>
+              <w:top w:type="dxa" w:w="170"/>
+              <w:left w:type="dxa" w:w="170"/>
+              <w:bottom w:type="dxa" w:w="170"/>
+              <w:right w:type="dxa" w:w="170"/>
+            </w:tcMar>
+            <w:vAlign w:val="center"/>
+          </w:tcPr>
+          <w:p>
+            <w:pPr>
+              <w:jc w:val="left"/>
+            </w:pPr>
+            <w:r>
+              <w:rPr>
+                <w:rFonts w:ascii="NanumGothic" w:cs="NanumGothic" w:eastAsia="NanumGothic" w:hAnsi="NanumGothic"/>
+                <w:sz w:val="20"/>
+                <w:szCs w:val="20"/>
+              </w:rPr>
+              <w:t xml:space="preserve"/>
+            </w:r>
+          </w:p>
+        </w:tc>
+        <w:tc>
+          <w:tcPr>
+            <w:tcW w:type="dxa" w:w="1360"/>
             <w:tcBorders>
               <w:top w:val="single" w:color="000000" w:sz="4"/>
               <w:left w:val="single" w:color="000000" w:sz="4"/>
@@ -1220,6 +1383,38 @@
         <w:tc>
           <w:tcPr>
             <w:tcW w:type="dxa" w:w="1814"/>
+            <w:tcBorders>
+              <w:top w:val="single" w:color="000000" w:sz="4"/>
+              <w:left w:val="single" w:color="000000" w:sz="4"/>
+              <w:bottom w:val="single" w:color="000000" w:sz="4"/>
+              <w:right w:val="single" w:color="000000" w:sz="4"/>
+            </w:tcBorders>
+            <w:shd w:fill="ffffff" w:color="auto" w:val="clear"/>
+            <w:tcMar>
+              <w:top w:type="dxa" w:w="170"/>
+              <w:left w:type="dxa" w:w="170"/>
+              <w:bottom w:type="dxa" w:w="170"/>
+              <w:right w:type="dxa" w:w="170"/>
+            </w:tcMar>
+            <w:vAlign w:val="center"/>
+          </w:tcPr>
+          <w:p>
+            <w:pPr>
+              <w:jc w:val="left"/>
+            </w:pPr>
+            <w:r>
+              <w:rPr>
+                <w:rFonts w:ascii="NanumGothic" w:cs="NanumGothic" w:eastAsia="NanumGothic" w:hAnsi="NanumGothic"/>
+                <w:sz w:val="20"/>
+                <w:szCs w:val="20"/>
+              </w:rPr>
+              <w:t xml:space="preserve"/>
+            </w:r>
+          </w:p>
+        </w:tc>
+        <w:tc>
+          <w:tcPr>
+            <w:tcW w:type="dxa" w:w="793"/>
             <w:tcBorders>
               <w:top w:val="single" w:color="000000" w:sz="4"/>
               <w:left w:val="single" w:color="000000" w:sz="4"/>
@@ -1252,7 +1447,7 @@
       </w:tr>
       <w:tr>
         <w:trPr>
-          <w:trHeight w:val="566" w:hRule="atLeast"/>
+          <w:trHeight w:val="510" w:hRule="atLeast"/>
         </w:trPr>
         <w:tc>
           <w:tcPr>
@@ -1288,7 +1483,7 @@
         </w:tc>
         <w:tc>
           <w:tcPr>
-            <w:tcW w:type="dxa" w:w="4535"/>
+            <w:tcW w:type="dxa" w:w="3401"/>
             <w:tcBorders>
               <w:top w:val="single" w:color="000000" w:sz="4"/>
               <w:left w:val="single" w:color="000000" w:sz="4"/>
@@ -1320,7 +1515,7 @@
         </w:tc>
         <w:tc>
           <w:tcPr>
-            <w:tcW w:type="dxa" w:w="1474"/>
+            <w:tcW w:type="dxa" w:w="1700"/>
             <w:tcBorders>
               <w:top w:val="single" w:color="000000" w:sz="4"/>
               <w:left w:val="single" w:color="000000" w:sz="4"/>
@@ -1352,7 +1547,7 @@
         </w:tc>
         <w:tc>
           <w:tcPr>
-            <w:tcW w:type="dxa" w:w="1247"/>
+            <w:tcW w:type="dxa" w:w="1360"/>
             <w:tcBorders>
               <w:top w:val="single" w:color="000000" w:sz="4"/>
               <w:left w:val="single" w:color="000000" w:sz="4"/>
@@ -1385,6 +1580,38 @@
         <w:tc>
           <w:tcPr>
             <w:tcW w:type="dxa" w:w="1814"/>
+            <w:tcBorders>
+              <w:top w:val="single" w:color="000000" w:sz="4"/>
+              <w:left w:val="single" w:color="000000" w:sz="4"/>
+              <w:bottom w:val="single" w:color="000000" w:sz="4"/>
+              <w:right w:val="single" w:color="000000" w:sz="4"/>
+            </w:tcBorders>
+            <w:shd w:fill="F5F5F5" w:color="auto" w:val="clear"/>
+            <w:tcMar>
+              <w:top w:type="dxa" w:w="170"/>
+              <w:left w:type="dxa" w:w="170"/>
+              <w:bottom w:type="dxa" w:w="170"/>
+              <w:right w:type="dxa" w:w="170"/>
+            </w:tcMar>
+            <w:vAlign w:val="center"/>
+          </w:tcPr>
+          <w:p>
+            <w:pPr>
+              <w:jc w:val="left"/>
+            </w:pPr>
+            <w:r>
+              <w:rPr>
+                <w:rFonts w:ascii="NanumGothic" w:cs="NanumGothic" w:eastAsia="NanumGothic" w:hAnsi="NanumGothic"/>
+                <w:sz w:val="20"/>
+                <w:szCs w:val="20"/>
+              </w:rPr>
+              <w:t xml:space="preserve"/>
+            </w:r>
+          </w:p>
+        </w:tc>
+        <w:tc>
+          <w:tcPr>
+            <w:tcW w:type="dxa" w:w="793"/>
             <w:tcBorders>
               <w:top w:val="single" w:color="000000" w:sz="4"/>
               <w:left w:val="single" w:color="000000" w:sz="4"/>
@@ -1417,7 +1644,7 @@
       </w:tr>
       <w:tr>
         <w:trPr>
-          <w:trHeight w:val="566" w:hRule="atLeast"/>
+          <w:trHeight w:val="510" w:hRule="atLeast"/>
         </w:trPr>
         <w:tc>
           <w:tcPr>
@@ -1453,71 +1680,71 @@
         </w:tc>
         <w:tc>
           <w:tcPr>
-            <w:tcW w:type="dxa" w:w="4535"/>
-            <w:tcBorders>
-              <w:top w:val="single" w:color="000000" w:sz="4"/>
-              <w:left w:val="single" w:color="000000" w:sz="4"/>
-              <w:bottom w:val="single" w:color="000000" w:sz="4"/>
-              <w:right w:val="single" w:color="000000" w:sz="4"/>
-            </w:tcBorders>
-            <w:shd w:fill="ffffff" w:color="auto" w:val="clear"/>
-            <w:tcMar>
-              <w:top w:type="dxa" w:w="170"/>
-              <w:left w:type="dxa" w:w="170"/>
-              <w:bottom w:type="dxa" w:w="170"/>
-              <w:right w:type="dxa" w:w="170"/>
-            </w:tcMar>
-            <w:vAlign w:val="center"/>
-          </w:tcPr>
-          <w:p>
-            <w:pPr>
-              <w:jc w:val="left"/>
-            </w:pPr>
-            <w:r>
-              <w:rPr>
-                <w:rFonts w:ascii="NanumGothic" w:cs="NanumGothic" w:eastAsia="NanumGothic" w:hAnsi="NanumGothic"/>
-                <w:sz w:val="20"/>
-                <w:szCs w:val="20"/>
-              </w:rPr>
-              <w:t xml:space="preserve"/>
-            </w:r>
-          </w:p>
-        </w:tc>
-        <w:tc>
-          <w:tcPr>
-            <w:tcW w:type="dxa" w:w="1474"/>
-            <w:tcBorders>
-              <w:top w:val="single" w:color="000000" w:sz="4"/>
-              <w:left w:val="single" w:color="000000" w:sz="4"/>
-              <w:bottom w:val="single" w:color="000000" w:sz="4"/>
-              <w:right w:val="single" w:color="000000" w:sz="4"/>
-            </w:tcBorders>
-            <w:shd w:fill="ffffff" w:color="auto" w:val="clear"/>
-            <w:tcMar>
-              <w:top w:type="dxa" w:w="170"/>
-              <w:left w:type="dxa" w:w="170"/>
-              <w:bottom w:type="dxa" w:w="170"/>
-              <w:right w:type="dxa" w:w="170"/>
-            </w:tcMar>
-            <w:vAlign w:val="center"/>
-          </w:tcPr>
-          <w:p>
-            <w:pPr>
-              <w:jc w:val="left"/>
-            </w:pPr>
-            <w:r>
-              <w:rPr>
-                <w:rFonts w:ascii="NanumGothic" w:cs="NanumGothic" w:eastAsia="NanumGothic" w:hAnsi="NanumGothic"/>
-                <w:sz w:val="20"/>
-                <w:szCs w:val="20"/>
-              </w:rPr>
-              <w:t xml:space="preserve"/>
-            </w:r>
-          </w:p>
-        </w:tc>
-        <w:tc>
-          <w:tcPr>
-            <w:tcW w:type="dxa" w:w="1247"/>
+            <w:tcW w:type="dxa" w:w="3401"/>
+            <w:tcBorders>
+              <w:top w:val="single" w:color="000000" w:sz="4"/>
+              <w:left w:val="single" w:color="000000" w:sz="4"/>
+              <w:bottom w:val="single" w:color="000000" w:sz="4"/>
+              <w:right w:val="single" w:color="000000" w:sz="4"/>
+            </w:tcBorders>
+            <w:shd w:fill="ffffff" w:color="auto" w:val="clear"/>
+            <w:tcMar>
+              <w:top w:type="dxa" w:w="170"/>
+              <w:left w:type="dxa" w:w="170"/>
+              <w:bottom w:type="dxa" w:w="170"/>
+              <w:right w:type="dxa" w:w="170"/>
+            </w:tcMar>
+            <w:vAlign w:val="center"/>
+          </w:tcPr>
+          <w:p>
+            <w:pPr>
+              <w:jc w:val="left"/>
+            </w:pPr>
+            <w:r>
+              <w:rPr>
+                <w:rFonts w:ascii="NanumGothic" w:cs="NanumGothic" w:eastAsia="NanumGothic" w:hAnsi="NanumGothic"/>
+                <w:sz w:val="20"/>
+                <w:szCs w:val="20"/>
+              </w:rPr>
+              <w:t xml:space="preserve"/>
+            </w:r>
+          </w:p>
+        </w:tc>
+        <w:tc>
+          <w:tcPr>
+            <w:tcW w:type="dxa" w:w="1700"/>
+            <w:tcBorders>
+              <w:top w:val="single" w:color="000000" w:sz="4"/>
+              <w:left w:val="single" w:color="000000" w:sz="4"/>
+              <w:bottom w:val="single" w:color="000000" w:sz="4"/>
+              <w:right w:val="single" w:color="000000" w:sz="4"/>
+            </w:tcBorders>
+            <w:shd w:fill="ffffff" w:color="auto" w:val="clear"/>
+            <w:tcMar>
+              <w:top w:type="dxa" w:w="170"/>
+              <w:left w:type="dxa" w:w="170"/>
+              <w:bottom w:type="dxa" w:w="170"/>
+              <w:right w:type="dxa" w:w="170"/>
+            </w:tcMar>
+            <w:vAlign w:val="center"/>
+          </w:tcPr>
+          <w:p>
+            <w:pPr>
+              <w:jc w:val="left"/>
+            </w:pPr>
+            <w:r>
+              <w:rPr>
+                <w:rFonts w:ascii="NanumGothic" w:cs="NanumGothic" w:eastAsia="NanumGothic" w:hAnsi="NanumGothic"/>
+                <w:sz w:val="20"/>
+                <w:szCs w:val="20"/>
+              </w:rPr>
+              <w:t xml:space="preserve"/>
+            </w:r>
+          </w:p>
+        </w:tc>
+        <w:tc>
+          <w:tcPr>
+            <w:tcW w:type="dxa" w:w="1360"/>
             <w:tcBorders>
               <w:top w:val="single" w:color="000000" w:sz="4"/>
               <w:left w:val="single" w:color="000000" w:sz="4"/>
@@ -1550,6 +1777,38 @@
         <w:tc>
           <w:tcPr>
             <w:tcW w:type="dxa" w:w="1814"/>
+            <w:tcBorders>
+              <w:top w:val="single" w:color="000000" w:sz="4"/>
+              <w:left w:val="single" w:color="000000" w:sz="4"/>
+              <w:bottom w:val="single" w:color="000000" w:sz="4"/>
+              <w:right w:val="single" w:color="000000" w:sz="4"/>
+            </w:tcBorders>
+            <w:shd w:fill="ffffff" w:color="auto" w:val="clear"/>
+            <w:tcMar>
+              <w:top w:type="dxa" w:w="170"/>
+              <w:left w:type="dxa" w:w="170"/>
+              <w:bottom w:type="dxa" w:w="170"/>
+              <w:right w:type="dxa" w:w="170"/>
+            </w:tcMar>
+            <w:vAlign w:val="center"/>
+          </w:tcPr>
+          <w:p>
+            <w:pPr>
+              <w:jc w:val="left"/>
+            </w:pPr>
+            <w:r>
+              <w:rPr>
+                <w:rFonts w:ascii="NanumGothic" w:cs="NanumGothic" w:eastAsia="NanumGothic" w:hAnsi="NanumGothic"/>
+                <w:sz w:val="20"/>
+                <w:szCs w:val="20"/>
+              </w:rPr>
+              <w:t xml:space="preserve"/>
+            </w:r>
+          </w:p>
+        </w:tc>
+        <w:tc>
+          <w:tcPr>
+            <w:tcW w:type="dxa" w:w="793"/>
             <w:tcBorders>
               <w:top w:val="single" w:color="000000" w:sz="4"/>
               <w:left w:val="single" w:color="000000" w:sz="4"/>
@@ -1582,7 +1841,7 @@
       </w:tr>
       <w:tr>
         <w:trPr>
-          <w:trHeight w:val="566" w:hRule="atLeast"/>
+          <w:trHeight w:val="510" w:hRule="atLeast"/>
         </w:trPr>
         <w:tc>
           <w:tcPr>
@@ -1618,7 +1877,7 @@
         </w:tc>
         <w:tc>
           <w:tcPr>
-            <w:tcW w:type="dxa" w:w="4535"/>
+            <w:tcW w:type="dxa" w:w="3401"/>
             <w:tcBorders>
               <w:top w:val="single" w:color="000000" w:sz="4"/>
               <w:left w:val="single" w:color="000000" w:sz="4"/>
@@ -1650,7 +1909,7 @@
         </w:tc>
         <w:tc>
           <w:tcPr>
-            <w:tcW w:type="dxa" w:w="1474"/>
+            <w:tcW w:type="dxa" w:w="1700"/>
             <w:tcBorders>
               <w:top w:val="single" w:color="000000" w:sz="4"/>
               <w:left w:val="single" w:color="000000" w:sz="4"/>
@@ -1682,7 +1941,7 @@
         </w:tc>
         <w:tc>
           <w:tcPr>
-            <w:tcW w:type="dxa" w:w="1247"/>
+            <w:tcW w:type="dxa" w:w="1360"/>
             <w:tcBorders>
               <w:top w:val="single" w:color="000000" w:sz="4"/>
               <w:left w:val="single" w:color="000000" w:sz="4"/>
@@ -1715,6 +1974,38 @@
         <w:tc>
           <w:tcPr>
             <w:tcW w:type="dxa" w:w="1814"/>
+            <w:tcBorders>
+              <w:top w:val="single" w:color="000000" w:sz="4"/>
+              <w:left w:val="single" w:color="000000" w:sz="4"/>
+              <w:bottom w:val="single" w:color="000000" w:sz="4"/>
+              <w:right w:val="single" w:color="000000" w:sz="4"/>
+            </w:tcBorders>
+            <w:shd w:fill="F5F5F5" w:color="auto" w:val="clear"/>
+            <w:tcMar>
+              <w:top w:type="dxa" w:w="170"/>
+              <w:left w:type="dxa" w:w="170"/>
+              <w:bottom w:type="dxa" w:w="170"/>
+              <w:right w:type="dxa" w:w="170"/>
+            </w:tcMar>
+            <w:vAlign w:val="center"/>
+          </w:tcPr>
+          <w:p>
+            <w:pPr>
+              <w:jc w:val="left"/>
+            </w:pPr>
+            <w:r>
+              <w:rPr>
+                <w:rFonts w:ascii="NanumGothic" w:cs="NanumGothic" w:eastAsia="NanumGothic" w:hAnsi="NanumGothic"/>
+                <w:sz w:val="20"/>
+                <w:szCs w:val="20"/>
+              </w:rPr>
+              <w:t xml:space="preserve"/>
+            </w:r>
+          </w:p>
+        </w:tc>
+        <w:tc>
+          <w:tcPr>
+            <w:tcW w:type="dxa" w:w="793"/>
             <w:tcBorders>
               <w:top w:val="single" w:color="000000" w:sz="4"/>
               <w:left w:val="single" w:color="000000" w:sz="4"/>
@@ -1747,7 +2038,7 @@
       </w:tr>
       <w:tr>
         <w:trPr>
-          <w:trHeight w:val="566" w:hRule="atLeast"/>
+          <w:trHeight w:val="510" w:hRule="atLeast"/>
         </w:trPr>
         <w:tc>
           <w:tcPr>
@@ -1783,71 +2074,71 @@
         </w:tc>
         <w:tc>
           <w:tcPr>
-            <w:tcW w:type="dxa" w:w="4535"/>
-            <w:tcBorders>
-              <w:top w:val="single" w:color="000000" w:sz="4"/>
-              <w:left w:val="single" w:color="000000" w:sz="4"/>
-              <w:bottom w:val="single" w:color="000000" w:sz="4"/>
-              <w:right w:val="single" w:color="000000" w:sz="4"/>
-            </w:tcBorders>
-            <w:shd w:fill="ffffff" w:color="auto" w:val="clear"/>
-            <w:tcMar>
-              <w:top w:type="dxa" w:w="170"/>
-              <w:left w:type="dxa" w:w="170"/>
-              <w:bottom w:type="dxa" w:w="170"/>
-              <w:right w:type="dxa" w:w="170"/>
-            </w:tcMar>
-            <w:vAlign w:val="center"/>
-          </w:tcPr>
-          <w:p>
-            <w:pPr>
-              <w:jc w:val="left"/>
-            </w:pPr>
-            <w:r>
-              <w:rPr>
-                <w:rFonts w:ascii="NanumGothic" w:cs="NanumGothic" w:eastAsia="NanumGothic" w:hAnsi="NanumGothic"/>
-                <w:sz w:val="20"/>
-                <w:szCs w:val="20"/>
-              </w:rPr>
-              <w:t xml:space="preserve"/>
-            </w:r>
-          </w:p>
-        </w:tc>
-        <w:tc>
-          <w:tcPr>
-            <w:tcW w:type="dxa" w:w="1474"/>
-            <w:tcBorders>
-              <w:top w:val="single" w:color="000000" w:sz="4"/>
-              <w:left w:val="single" w:color="000000" w:sz="4"/>
-              <w:bottom w:val="single" w:color="000000" w:sz="4"/>
-              <w:right w:val="single" w:color="000000" w:sz="4"/>
-            </w:tcBorders>
-            <w:shd w:fill="ffffff" w:color="auto" w:val="clear"/>
-            <w:tcMar>
-              <w:top w:type="dxa" w:w="170"/>
-              <w:left w:type="dxa" w:w="170"/>
-              <w:bottom w:type="dxa" w:w="170"/>
-              <w:right w:type="dxa" w:w="170"/>
-            </w:tcMar>
-            <w:vAlign w:val="center"/>
-          </w:tcPr>
-          <w:p>
-            <w:pPr>
-              <w:jc w:val="left"/>
-            </w:pPr>
-            <w:r>
-              <w:rPr>
-                <w:rFonts w:ascii="NanumGothic" w:cs="NanumGothic" w:eastAsia="NanumGothic" w:hAnsi="NanumGothic"/>
-                <w:sz w:val="20"/>
-                <w:szCs w:val="20"/>
-              </w:rPr>
-              <w:t xml:space="preserve"/>
-            </w:r>
-          </w:p>
-        </w:tc>
-        <w:tc>
-          <w:tcPr>
-            <w:tcW w:type="dxa" w:w="1247"/>
+            <w:tcW w:type="dxa" w:w="3401"/>
+            <w:tcBorders>
+              <w:top w:val="single" w:color="000000" w:sz="4"/>
+              <w:left w:val="single" w:color="000000" w:sz="4"/>
+              <w:bottom w:val="single" w:color="000000" w:sz="4"/>
+              <w:right w:val="single" w:color="000000" w:sz="4"/>
+            </w:tcBorders>
+            <w:shd w:fill="ffffff" w:color="auto" w:val="clear"/>
+            <w:tcMar>
+              <w:top w:type="dxa" w:w="170"/>
+              <w:left w:type="dxa" w:w="170"/>
+              <w:bottom w:type="dxa" w:w="170"/>
+              <w:right w:type="dxa" w:w="170"/>
+            </w:tcMar>
+            <w:vAlign w:val="center"/>
+          </w:tcPr>
+          <w:p>
+            <w:pPr>
+              <w:jc w:val="left"/>
+            </w:pPr>
+            <w:r>
+              <w:rPr>
+                <w:rFonts w:ascii="NanumGothic" w:cs="NanumGothic" w:eastAsia="NanumGothic" w:hAnsi="NanumGothic"/>
+                <w:sz w:val="20"/>
+                <w:szCs w:val="20"/>
+              </w:rPr>
+              <w:t xml:space="preserve"/>
+            </w:r>
+          </w:p>
+        </w:tc>
+        <w:tc>
+          <w:tcPr>
+            <w:tcW w:type="dxa" w:w="1700"/>
+            <w:tcBorders>
+              <w:top w:val="single" w:color="000000" w:sz="4"/>
+              <w:left w:val="single" w:color="000000" w:sz="4"/>
+              <w:bottom w:val="single" w:color="000000" w:sz="4"/>
+              <w:right w:val="single" w:color="000000" w:sz="4"/>
+            </w:tcBorders>
+            <w:shd w:fill="ffffff" w:color="auto" w:val="clear"/>
+            <w:tcMar>
+              <w:top w:type="dxa" w:w="170"/>
+              <w:left w:type="dxa" w:w="170"/>
+              <w:bottom w:type="dxa" w:w="170"/>
+              <w:right w:type="dxa" w:w="170"/>
+            </w:tcMar>
+            <w:vAlign w:val="center"/>
+          </w:tcPr>
+          <w:p>
+            <w:pPr>
+              <w:jc w:val="left"/>
+            </w:pPr>
+            <w:r>
+              <w:rPr>
+                <w:rFonts w:ascii="NanumGothic" w:cs="NanumGothic" w:eastAsia="NanumGothic" w:hAnsi="NanumGothic"/>
+                <w:sz w:val="20"/>
+                <w:szCs w:val="20"/>
+              </w:rPr>
+              <w:t xml:space="preserve"/>
+            </w:r>
+          </w:p>
+        </w:tc>
+        <w:tc>
+          <w:tcPr>
+            <w:tcW w:type="dxa" w:w="1360"/>
             <w:tcBorders>
               <w:top w:val="single" w:color="000000" w:sz="4"/>
               <w:left w:val="single" w:color="000000" w:sz="4"/>
@@ -1880,6 +2171,38 @@
         <w:tc>
           <w:tcPr>
             <w:tcW w:type="dxa" w:w="1814"/>
+            <w:tcBorders>
+              <w:top w:val="single" w:color="000000" w:sz="4"/>
+              <w:left w:val="single" w:color="000000" w:sz="4"/>
+              <w:bottom w:val="single" w:color="000000" w:sz="4"/>
+              <w:right w:val="single" w:color="000000" w:sz="4"/>
+            </w:tcBorders>
+            <w:shd w:fill="ffffff" w:color="auto" w:val="clear"/>
+            <w:tcMar>
+              <w:top w:type="dxa" w:w="170"/>
+              <w:left w:type="dxa" w:w="170"/>
+              <w:bottom w:type="dxa" w:w="170"/>
+              <w:right w:type="dxa" w:w="170"/>
+            </w:tcMar>
+            <w:vAlign w:val="center"/>
+          </w:tcPr>
+          <w:p>
+            <w:pPr>
+              <w:jc w:val="left"/>
+            </w:pPr>
+            <w:r>
+              <w:rPr>
+                <w:rFonts w:ascii="NanumGothic" w:cs="NanumGothic" w:eastAsia="NanumGothic" w:hAnsi="NanumGothic"/>
+                <w:sz w:val="20"/>
+                <w:szCs w:val="20"/>
+              </w:rPr>
+              <w:t xml:space="preserve"/>
+            </w:r>
+          </w:p>
+        </w:tc>
+        <w:tc>
+          <w:tcPr>
+            <w:tcW w:type="dxa" w:w="793"/>
             <w:tcBorders>
               <w:top w:val="single" w:color="000000" w:sz="4"/>
               <w:left w:val="single" w:color="000000" w:sz="4"/>
@@ -1912,7 +2235,7 @@
       </w:tr>
       <w:tr>
         <w:trPr>
-          <w:trHeight w:val="566" w:hRule="atLeast"/>
+          <w:trHeight w:val="510" w:hRule="atLeast"/>
         </w:trPr>
         <w:tc>
           <w:tcPr>
@@ -1948,7 +2271,7 @@
         </w:tc>
         <w:tc>
           <w:tcPr>
-            <w:tcW w:type="dxa" w:w="4535"/>
+            <w:tcW w:type="dxa" w:w="3401"/>
             <w:tcBorders>
               <w:top w:val="single" w:color="000000" w:sz="4"/>
               <w:left w:val="single" w:color="000000" w:sz="4"/>
@@ -1980,7 +2303,7 @@
         </w:tc>
         <w:tc>
           <w:tcPr>
-            <w:tcW w:type="dxa" w:w="1474"/>
+            <w:tcW w:type="dxa" w:w="1700"/>
             <w:tcBorders>
               <w:top w:val="single" w:color="000000" w:sz="4"/>
               <w:left w:val="single" w:color="000000" w:sz="4"/>
@@ -2012,7 +2335,7 @@
         </w:tc>
         <w:tc>
           <w:tcPr>
-            <w:tcW w:type="dxa" w:w="1247"/>
+            <w:tcW w:type="dxa" w:w="1360"/>
             <w:tcBorders>
               <w:top w:val="single" w:color="000000" w:sz="4"/>
               <w:left w:val="single" w:color="000000" w:sz="4"/>
@@ -2045,6 +2368,432 @@
         <w:tc>
           <w:tcPr>
             <w:tcW w:type="dxa" w:w="1814"/>
+            <w:tcBorders>
+              <w:top w:val="single" w:color="000000" w:sz="4"/>
+              <w:left w:val="single" w:color="000000" w:sz="4"/>
+              <w:bottom w:val="single" w:color="000000" w:sz="4"/>
+              <w:right w:val="single" w:color="000000" w:sz="4"/>
+            </w:tcBorders>
+            <w:shd w:fill="F5F5F5" w:color="auto" w:val="clear"/>
+            <w:tcMar>
+              <w:top w:type="dxa" w:w="170"/>
+              <w:left w:type="dxa" w:w="170"/>
+              <w:bottom w:type="dxa" w:w="170"/>
+              <w:right w:type="dxa" w:w="170"/>
+            </w:tcMar>
+            <w:vAlign w:val="center"/>
+          </w:tcPr>
+          <w:p>
+            <w:pPr>
+              <w:jc w:val="left"/>
+            </w:pPr>
+            <w:r>
+              <w:rPr>
+                <w:rFonts w:ascii="NanumGothic" w:cs="NanumGothic" w:eastAsia="NanumGothic" w:hAnsi="NanumGothic"/>
+                <w:sz w:val="20"/>
+                <w:szCs w:val="20"/>
+              </w:rPr>
+              <w:t xml:space="preserve"/>
+            </w:r>
+          </w:p>
+        </w:tc>
+        <w:tc>
+          <w:tcPr>
+            <w:tcW w:type="dxa" w:w="793"/>
+            <w:tcBorders>
+              <w:top w:val="single" w:color="000000" w:sz="4"/>
+              <w:left w:val="single" w:color="000000" w:sz="4"/>
+              <w:bottom w:val="single" w:color="000000" w:sz="4"/>
+              <w:right w:val="single" w:color="000000" w:sz="4"/>
+            </w:tcBorders>
+            <w:shd w:fill="F5F5F5" w:color="auto" w:val="clear"/>
+            <w:tcMar>
+              <w:top w:type="dxa" w:w="170"/>
+              <w:left w:type="dxa" w:w="170"/>
+              <w:bottom w:type="dxa" w:w="170"/>
+              <w:right w:type="dxa" w:w="170"/>
+            </w:tcMar>
+            <w:vAlign w:val="center"/>
+          </w:tcPr>
+          <w:p>
+            <w:pPr>
+              <w:jc w:val="left"/>
+            </w:pPr>
+            <w:r>
+              <w:rPr>
+                <w:rFonts w:ascii="NanumGothic" w:cs="NanumGothic" w:eastAsia="NanumGothic" w:hAnsi="NanumGothic"/>
+                <w:sz w:val="20"/>
+                <w:szCs w:val="20"/>
+              </w:rPr>
+              <w:t xml:space="preserve"/>
+            </w:r>
+          </w:p>
+        </w:tc>
+      </w:tr>
+      <w:tr>
+        <w:trPr>
+          <w:trHeight w:val="510" w:hRule="atLeast"/>
+        </w:trPr>
+        <w:tc>
+          <w:tcPr>
+            <w:tcW w:type="dxa" w:w="566"/>
+            <w:tcBorders>
+              <w:top w:val="single" w:color="000000" w:sz="4"/>
+              <w:left w:val="single" w:color="000000" w:sz="4"/>
+              <w:bottom w:val="single" w:color="000000" w:sz="4"/>
+              <w:right w:val="single" w:color="000000" w:sz="4"/>
+            </w:tcBorders>
+            <w:shd w:fill="ffffff" w:color="auto" w:val="clear"/>
+            <w:tcMar>
+              <w:top w:type="dxa" w:w="170"/>
+              <w:left w:type="dxa" w:w="170"/>
+              <w:bottom w:type="dxa" w:w="170"/>
+              <w:right w:type="dxa" w:w="170"/>
+            </w:tcMar>
+            <w:vAlign w:val="center"/>
+          </w:tcPr>
+          <w:p>
+            <w:pPr>
+              <w:jc w:val="left"/>
+            </w:pPr>
+            <w:r>
+              <w:rPr>
+                <w:rFonts w:ascii="NanumGothic" w:cs="NanumGothic" w:eastAsia="NanumGothic" w:hAnsi="NanumGothic"/>
+                <w:sz w:val="20"/>
+                <w:szCs w:val="20"/>
+              </w:rPr>
+              <w:t xml:space="preserve"/>
+            </w:r>
+          </w:p>
+        </w:tc>
+        <w:tc>
+          <w:tcPr>
+            <w:tcW w:type="dxa" w:w="3401"/>
+            <w:tcBorders>
+              <w:top w:val="single" w:color="000000" w:sz="4"/>
+              <w:left w:val="single" w:color="000000" w:sz="4"/>
+              <w:bottom w:val="single" w:color="000000" w:sz="4"/>
+              <w:right w:val="single" w:color="000000" w:sz="4"/>
+            </w:tcBorders>
+            <w:shd w:fill="ffffff" w:color="auto" w:val="clear"/>
+            <w:tcMar>
+              <w:top w:type="dxa" w:w="170"/>
+              <w:left w:type="dxa" w:w="170"/>
+              <w:bottom w:type="dxa" w:w="170"/>
+              <w:right w:type="dxa" w:w="170"/>
+            </w:tcMar>
+            <w:vAlign w:val="center"/>
+          </w:tcPr>
+          <w:p>
+            <w:pPr>
+              <w:jc w:val="left"/>
+            </w:pPr>
+            <w:r>
+              <w:rPr>
+                <w:rFonts w:ascii="NanumGothic" w:cs="NanumGothic" w:eastAsia="NanumGothic" w:hAnsi="NanumGothic"/>
+                <w:sz w:val="20"/>
+                <w:szCs w:val="20"/>
+              </w:rPr>
+              <w:t xml:space="preserve"/>
+            </w:r>
+          </w:p>
+        </w:tc>
+        <w:tc>
+          <w:tcPr>
+            <w:tcW w:type="dxa" w:w="1700"/>
+            <w:tcBorders>
+              <w:top w:val="single" w:color="000000" w:sz="4"/>
+              <w:left w:val="single" w:color="000000" w:sz="4"/>
+              <w:bottom w:val="single" w:color="000000" w:sz="4"/>
+              <w:right w:val="single" w:color="000000" w:sz="4"/>
+            </w:tcBorders>
+            <w:shd w:fill="ffffff" w:color="auto" w:val="clear"/>
+            <w:tcMar>
+              <w:top w:type="dxa" w:w="170"/>
+              <w:left w:type="dxa" w:w="170"/>
+              <w:bottom w:type="dxa" w:w="170"/>
+              <w:right w:type="dxa" w:w="170"/>
+            </w:tcMar>
+            <w:vAlign w:val="center"/>
+          </w:tcPr>
+          <w:p>
+            <w:pPr>
+              <w:jc w:val="left"/>
+            </w:pPr>
+            <w:r>
+              <w:rPr>
+                <w:rFonts w:ascii="NanumGothic" w:cs="NanumGothic" w:eastAsia="NanumGothic" w:hAnsi="NanumGothic"/>
+                <w:sz w:val="20"/>
+                <w:szCs w:val="20"/>
+              </w:rPr>
+              <w:t xml:space="preserve"/>
+            </w:r>
+          </w:p>
+        </w:tc>
+        <w:tc>
+          <w:tcPr>
+            <w:tcW w:type="dxa" w:w="1360"/>
+            <w:tcBorders>
+              <w:top w:val="single" w:color="000000" w:sz="4"/>
+              <w:left w:val="single" w:color="000000" w:sz="4"/>
+              <w:bottom w:val="single" w:color="000000" w:sz="4"/>
+              <w:right w:val="single" w:color="000000" w:sz="4"/>
+            </w:tcBorders>
+            <w:shd w:fill="ffffff" w:color="auto" w:val="clear"/>
+            <w:tcMar>
+              <w:top w:type="dxa" w:w="170"/>
+              <w:left w:type="dxa" w:w="170"/>
+              <w:bottom w:type="dxa" w:w="170"/>
+              <w:right w:type="dxa" w:w="170"/>
+            </w:tcMar>
+            <w:vAlign w:val="center"/>
+          </w:tcPr>
+          <w:p>
+            <w:pPr>
+              <w:jc w:val="left"/>
+            </w:pPr>
+            <w:r>
+              <w:rPr>
+                <w:rFonts w:ascii="NanumGothic" w:cs="NanumGothic" w:eastAsia="NanumGothic" w:hAnsi="NanumGothic"/>
+                <w:sz w:val="20"/>
+                <w:szCs w:val="20"/>
+              </w:rPr>
+              <w:t xml:space="preserve"/>
+            </w:r>
+          </w:p>
+        </w:tc>
+        <w:tc>
+          <w:tcPr>
+            <w:tcW w:type="dxa" w:w="1814"/>
+            <w:tcBorders>
+              <w:top w:val="single" w:color="000000" w:sz="4"/>
+              <w:left w:val="single" w:color="000000" w:sz="4"/>
+              <w:bottom w:val="single" w:color="000000" w:sz="4"/>
+              <w:right w:val="single" w:color="000000" w:sz="4"/>
+            </w:tcBorders>
+            <w:shd w:fill="ffffff" w:color="auto" w:val="clear"/>
+            <w:tcMar>
+              <w:top w:type="dxa" w:w="170"/>
+              <w:left w:type="dxa" w:w="170"/>
+              <w:bottom w:type="dxa" w:w="170"/>
+              <w:right w:type="dxa" w:w="170"/>
+            </w:tcMar>
+            <w:vAlign w:val="center"/>
+          </w:tcPr>
+          <w:p>
+            <w:pPr>
+              <w:jc w:val="left"/>
+            </w:pPr>
+            <w:r>
+              <w:rPr>
+                <w:rFonts w:ascii="NanumGothic" w:cs="NanumGothic" w:eastAsia="NanumGothic" w:hAnsi="NanumGothic"/>
+                <w:sz w:val="20"/>
+                <w:szCs w:val="20"/>
+              </w:rPr>
+              <w:t xml:space="preserve"/>
+            </w:r>
+          </w:p>
+        </w:tc>
+        <w:tc>
+          <w:tcPr>
+            <w:tcW w:type="dxa" w:w="793"/>
+            <w:tcBorders>
+              <w:top w:val="single" w:color="000000" w:sz="4"/>
+              <w:left w:val="single" w:color="000000" w:sz="4"/>
+              <w:bottom w:val="single" w:color="000000" w:sz="4"/>
+              <w:right w:val="single" w:color="000000" w:sz="4"/>
+            </w:tcBorders>
+            <w:shd w:fill="ffffff" w:color="auto" w:val="clear"/>
+            <w:tcMar>
+              <w:top w:type="dxa" w:w="170"/>
+              <w:left w:type="dxa" w:w="170"/>
+              <w:bottom w:type="dxa" w:w="170"/>
+              <w:right w:type="dxa" w:w="170"/>
+            </w:tcMar>
+            <w:vAlign w:val="center"/>
+          </w:tcPr>
+          <w:p>
+            <w:pPr>
+              <w:jc w:val="left"/>
+            </w:pPr>
+            <w:r>
+              <w:rPr>
+                <w:rFonts w:ascii="NanumGothic" w:cs="NanumGothic" w:eastAsia="NanumGothic" w:hAnsi="NanumGothic"/>
+                <w:sz w:val="20"/>
+                <w:szCs w:val="20"/>
+              </w:rPr>
+              <w:t xml:space="preserve"/>
+            </w:r>
+          </w:p>
+        </w:tc>
+      </w:tr>
+      <w:tr>
+        <w:trPr>
+          <w:trHeight w:val="510" w:hRule="atLeast"/>
+        </w:trPr>
+        <w:tc>
+          <w:tcPr>
+            <w:tcW w:type="dxa" w:w="566"/>
+            <w:tcBorders>
+              <w:top w:val="single" w:color="000000" w:sz="4"/>
+              <w:left w:val="single" w:color="000000" w:sz="4"/>
+              <w:bottom w:val="single" w:color="000000" w:sz="4"/>
+              <w:right w:val="single" w:color="000000" w:sz="4"/>
+            </w:tcBorders>
+            <w:shd w:fill="F5F5F5" w:color="auto" w:val="clear"/>
+            <w:tcMar>
+              <w:top w:type="dxa" w:w="170"/>
+              <w:left w:type="dxa" w:w="170"/>
+              <w:bottom w:type="dxa" w:w="170"/>
+              <w:right w:type="dxa" w:w="170"/>
+            </w:tcMar>
+            <w:vAlign w:val="center"/>
+          </w:tcPr>
+          <w:p>
+            <w:pPr>
+              <w:jc w:val="left"/>
+            </w:pPr>
+            <w:r>
+              <w:rPr>
+                <w:rFonts w:ascii="NanumGothic" w:cs="NanumGothic" w:eastAsia="NanumGothic" w:hAnsi="NanumGothic"/>
+                <w:sz w:val="20"/>
+                <w:szCs w:val="20"/>
+              </w:rPr>
+              <w:t xml:space="preserve"/>
+            </w:r>
+          </w:p>
+        </w:tc>
+        <w:tc>
+          <w:tcPr>
+            <w:tcW w:type="dxa" w:w="3401"/>
+            <w:tcBorders>
+              <w:top w:val="single" w:color="000000" w:sz="4"/>
+              <w:left w:val="single" w:color="000000" w:sz="4"/>
+              <w:bottom w:val="single" w:color="000000" w:sz="4"/>
+              <w:right w:val="single" w:color="000000" w:sz="4"/>
+            </w:tcBorders>
+            <w:shd w:fill="F5F5F5" w:color="auto" w:val="clear"/>
+            <w:tcMar>
+              <w:top w:type="dxa" w:w="170"/>
+              <w:left w:type="dxa" w:w="170"/>
+              <w:bottom w:type="dxa" w:w="170"/>
+              <w:right w:type="dxa" w:w="170"/>
+            </w:tcMar>
+            <w:vAlign w:val="center"/>
+          </w:tcPr>
+          <w:p>
+            <w:pPr>
+              <w:jc w:val="left"/>
+            </w:pPr>
+            <w:r>
+              <w:rPr>
+                <w:rFonts w:ascii="NanumGothic" w:cs="NanumGothic" w:eastAsia="NanumGothic" w:hAnsi="NanumGothic"/>
+                <w:sz w:val="20"/>
+                <w:szCs w:val="20"/>
+              </w:rPr>
+              <w:t xml:space="preserve"/>
+            </w:r>
+          </w:p>
+        </w:tc>
+        <w:tc>
+          <w:tcPr>
+            <w:tcW w:type="dxa" w:w="1700"/>
+            <w:tcBorders>
+              <w:top w:val="single" w:color="000000" w:sz="4"/>
+              <w:left w:val="single" w:color="000000" w:sz="4"/>
+              <w:bottom w:val="single" w:color="000000" w:sz="4"/>
+              <w:right w:val="single" w:color="000000" w:sz="4"/>
+            </w:tcBorders>
+            <w:shd w:fill="F5F5F5" w:color="auto" w:val="clear"/>
+            <w:tcMar>
+              <w:top w:type="dxa" w:w="170"/>
+              <w:left w:type="dxa" w:w="170"/>
+              <w:bottom w:type="dxa" w:w="170"/>
+              <w:right w:type="dxa" w:w="170"/>
+            </w:tcMar>
+            <w:vAlign w:val="center"/>
+          </w:tcPr>
+          <w:p>
+            <w:pPr>
+              <w:jc w:val="left"/>
+            </w:pPr>
+            <w:r>
+              <w:rPr>
+                <w:rFonts w:ascii="NanumGothic" w:cs="NanumGothic" w:eastAsia="NanumGothic" w:hAnsi="NanumGothic"/>
+                <w:sz w:val="20"/>
+                <w:szCs w:val="20"/>
+              </w:rPr>
+              <w:t xml:space="preserve"/>
+            </w:r>
+          </w:p>
+        </w:tc>
+        <w:tc>
+          <w:tcPr>
+            <w:tcW w:type="dxa" w:w="1360"/>
+            <w:tcBorders>
+              <w:top w:val="single" w:color="000000" w:sz="4"/>
+              <w:left w:val="single" w:color="000000" w:sz="4"/>
+              <w:bottom w:val="single" w:color="000000" w:sz="4"/>
+              <w:right w:val="single" w:color="000000" w:sz="4"/>
+            </w:tcBorders>
+            <w:shd w:fill="F5F5F5" w:color="auto" w:val="clear"/>
+            <w:tcMar>
+              <w:top w:type="dxa" w:w="170"/>
+              <w:left w:type="dxa" w:w="170"/>
+              <w:bottom w:type="dxa" w:w="170"/>
+              <w:right w:type="dxa" w:w="170"/>
+            </w:tcMar>
+            <w:vAlign w:val="center"/>
+          </w:tcPr>
+          <w:p>
+            <w:pPr>
+              <w:jc w:val="left"/>
+            </w:pPr>
+            <w:r>
+              <w:rPr>
+                <w:rFonts w:ascii="NanumGothic" w:cs="NanumGothic" w:eastAsia="NanumGothic" w:hAnsi="NanumGothic"/>
+                <w:sz w:val="20"/>
+                <w:szCs w:val="20"/>
+              </w:rPr>
+              <w:t xml:space="preserve"/>
+            </w:r>
+          </w:p>
+        </w:tc>
+        <w:tc>
+          <w:tcPr>
+            <w:tcW w:type="dxa" w:w="1814"/>
+            <w:tcBorders>
+              <w:top w:val="single" w:color="000000" w:sz="4"/>
+              <w:left w:val="single" w:color="000000" w:sz="4"/>
+              <w:bottom w:val="single" w:color="000000" w:sz="4"/>
+              <w:right w:val="single" w:color="000000" w:sz="4"/>
+            </w:tcBorders>
+            <w:shd w:fill="F5F5F5" w:color="auto" w:val="clear"/>
+            <w:tcMar>
+              <w:top w:type="dxa" w:w="170"/>
+              <w:left w:type="dxa" w:w="170"/>
+              <w:bottom w:type="dxa" w:w="170"/>
+              <w:right w:type="dxa" w:w="170"/>
+            </w:tcMar>
+            <w:vAlign w:val="center"/>
+          </w:tcPr>
+          <w:p>
+            <w:pPr>
+              <w:jc w:val="left"/>
+            </w:pPr>
+            <w:r>
+              <w:rPr>
+                <w:rFonts w:ascii="NanumGothic" w:cs="NanumGothic" w:eastAsia="NanumGothic" w:hAnsi="NanumGothic"/>
+                <w:sz w:val="20"/>
+                <w:szCs w:val="20"/>
+              </w:rPr>
+              <w:t xml:space="preserve"/>
+            </w:r>
+          </w:p>
+        </w:tc>
+        <w:tc>
+          <w:tcPr>
+            <w:tcW w:type="dxa" w:w="793"/>
             <w:tcBorders>
               <w:top w:val="single" w:color="000000" w:sz="4"/>
               <w:left w:val="single" w:color="000000" w:sz="4"/>
@@ -2263,7 +3012,7 @@
                 <w:sz w:val="20"/>
                 <w:szCs w:val="20"/>
               </w:rPr>
-              <w:t xml:space="preserve">검토자</w:t>
+              <w:t xml:space="preserve">안전담당자</w:t>
             </w:r>
           </w:p>
         </w:tc>
@@ -2297,7 +3046,7 @@
                 <w:sz w:val="20"/>
                 <w:szCs w:val="20"/>
               </w:rPr>
-              <w:t xml:space="preserve">보고자</w:t>
+              <w:t xml:space="preserve">확인자</w:t>
             </w:r>
           </w:p>
         </w:tc>
